--- a/使用说明.docx
+++ b/使用说明.docx
@@ -60,7 +60,7 @@
         <w:rPr>
           <w:rFonts w:hint="default"/>
         </w:rPr>
-        <w:t>2、继续运行服务端脚本，其中ens33为更换为具体的网口名称</w:t>
+        <w:t>2、继续运行服务端脚本，其中ens33更换为具体的网口名称</w:t>
       </w:r>
     </w:p>
     <w:p>
@@ -106,7 +106,7 @@
         <w:rPr>
           <w:rFonts w:hint="default"/>
         </w:rPr>
-        <w:t>3、在工程根目录下，另启终端运行客户端程序，其中xxx为命令类型，命令参数需参考encos提供的技术手册</w:t>
+        <w:t>3、在工程根目录下，另启终端运行客户端程序，命令参数需参考encos提供的技术手册</w:t>
       </w:r>
     </w:p>
     <w:p>
@@ -125,205 +125,210 @@
     <w:p>
       <w:pPr>
         <w:rPr>
-          <w:rFonts w:hint="default"/>
-        </w:rPr>
-      </w:pPr>
-      <w:r>
-        <w:rPr>
-          <w:rFonts w:hint="default"/>
-        </w:rPr>
-        <w:t>ros2 run encos_driver ec_client -t xxx</w:t>
-      </w:r>
-    </w:p>
-    <w:p>
-      <w:pPr>
-        <w:rPr>
-          <w:rFonts w:hint="default"/>
-        </w:rPr>
-      </w:pPr>
-    </w:p>
-    <w:p>
-      <w:pPr>
-        <w:rPr>
-          <w:rFonts w:hint="default"/>
-        </w:rPr>
-      </w:pPr>
-      <w:r>
-        <w:rPr>
-          <w:rFonts w:hint="default"/>
-        </w:rPr>
-        <w:t>Usage:</w:t>
-      </w:r>
-    </w:p>
-    <w:p>
-      <w:pPr>
-        <w:rPr>
-          <w:rFonts w:hint="default"/>
-        </w:rPr>
-      </w:pPr>
-      <w:r>
-        <w:rPr>
-          <w:rFonts w:hint="default"/>
-        </w:rPr>
-        <w:t xml:space="preserve"> : -t get_id -s &lt;slave_id&gt;</w:t>
-      </w:r>
-    </w:p>
-    <w:p>
-      <w:pPr>
-        <w:rPr>
-          <w:rFonts w:hint="default"/>
-        </w:rPr>
-      </w:pPr>
-      <w:r>
-        <w:rPr>
-          <w:rFonts w:hint="default"/>
-        </w:rPr>
-        <w:t xml:space="preserve"> : -t set_id -s &lt;slave_id&gt; -o &lt;motor_id_old&gt; -n &lt;motor_id_new&gt;</w:t>
-      </w:r>
-    </w:p>
-    <w:p>
-      <w:pPr>
-        <w:rPr>
-          <w:rFonts w:hint="default"/>
-        </w:rPr>
-      </w:pPr>
-      <w:r>
-        <w:rPr>
-          <w:rFonts w:hint="default"/>
-        </w:rPr>
-        <w:t xml:space="preserve"> : -t reset_id -s &lt;slave_id&gt;</w:t>
-      </w:r>
-    </w:p>
-    <w:p>
-      <w:pPr>
-        <w:rPr>
-          <w:rFonts w:hint="default"/>
-        </w:rPr>
-      </w:pPr>
-      <w:r>
-        <w:rPr>
-          <w:rFonts w:hint="default"/>
-        </w:rPr>
-        <w:t xml:space="preserve"> : -t set_zero -s &lt;slave_id&gt; -m &lt;motor_id&gt;</w:t>
-      </w:r>
-    </w:p>
-    <w:p>
-      <w:pPr>
-        <w:rPr>
-          <w:rFonts w:hint="default"/>
-        </w:rPr>
-      </w:pPr>
-      <w:r>
-        <w:rPr>
-          <w:rFonts w:hint="default"/>
-        </w:rPr>
-        <w:t xml:space="preserve"> : -t get_param -s &lt;slave_id&gt; -p &lt;passage&gt; -m &lt;motor_id&gt; -c &lt;query_code&gt;</w:t>
-      </w:r>
-    </w:p>
-    <w:p>
-      <w:pPr>
-        <w:rPr>
-          <w:rFonts w:hint="default"/>
-        </w:rPr>
-      </w:pPr>
-      <w:r>
-        <w:rPr>
-          <w:rFonts w:hint="default"/>
-        </w:rPr>
-        <w:t xml:space="preserve"> : -t set_param -s &lt;slave_id&gt; -p &lt;passage&gt; -m &lt;motor_id&gt; -c &lt;config_code&gt; -A &lt;param_1&gt; -B &lt;param_2&gt;</w:t>
-      </w:r>
-    </w:p>
-    <w:p>
-      <w:pPr>
-        <w:rPr>
-          <w:rFonts w:hint="default"/>
-        </w:rPr>
-      </w:pPr>
-      <w:r>
-        <w:rPr>
-          <w:rFonts w:hint="default"/>
-        </w:rPr>
-        <w:t xml:space="preserve"> : -t loop_param</w:t>
-      </w:r>
-    </w:p>
-    <w:p/>
-    <w:p>
-      <w:pPr>
-        <w:numPr>
-          <w:ilvl w:val="0"/>
-          <w:numId w:val="1"/>
-        </w:numPr>
+          <w:rFonts w:hint="eastAsia"/>
+          <w:lang w:val="en-US" w:eastAsia="zh-CN"/>
+        </w:rPr>
+      </w:pPr>
+      <w:r>
         <w:rPr>
           <w:rFonts w:hint="eastAsia"/>
           <w:lang w:eastAsia="zh-CN"/>
         </w:rPr>
-      </w:pPr>
-      <w:r>
+        <w:t>获取电机</w:t>
+      </w:r>
+      <w:r>
+        <w:rPr>
+          <w:rFonts w:hint="eastAsia"/>
+          <w:lang w:val="en-US" w:eastAsia="zh-CN"/>
+        </w:rPr>
+        <w:t>id</w:t>
+      </w:r>
+    </w:p>
+    <w:p>
+      <w:pPr>
+        <w:rPr>
+          <w:rFonts w:hint="default"/>
+        </w:rPr>
+      </w:pPr>
+      <w:r>
+        <w:rPr>
+          <w:rFonts w:hint="default"/>
+        </w:rPr>
+        <w:t>ros2 run encos_driver ec_client -t get_id</w:t>
+      </w:r>
+      <w:r>
+        <w:rPr>
+          <w:rFonts w:hint="eastAsia"/>
+          <w:lang w:val="en-US" w:eastAsia="zh-CN"/>
+        </w:rPr>
+        <w:t xml:space="preserve"> -s </w:t>
+      </w:r>
+      <w:r>
+        <w:rPr>
+          <w:rFonts w:hint="default"/>
+        </w:rPr>
+        <w:t>&lt;slave_id&gt;</w:t>
+      </w:r>
+    </w:p>
+    <w:p>
+      <w:pPr>
+        <w:rPr>
+          <w:rFonts w:hint="eastAsia"/>
+          <w:lang w:val="en-US" w:eastAsia="zh-CN"/>
+        </w:rPr>
+      </w:pPr>
+      <w:r>
+        <w:rPr>
+          <w:rFonts w:hint="eastAsia"/>
+          <w:lang w:val="en-US" w:eastAsia="zh-CN"/>
+        </w:rPr>
+        <w:t>设置电机id</w:t>
+      </w:r>
+    </w:p>
+    <w:p>
+      <w:pPr>
+        <w:rPr>
+          <w:rFonts w:hint="default"/>
+          <w:lang w:val="en-US" w:eastAsia="zh-CN"/>
+        </w:rPr>
+      </w:pPr>
+      <w:r>
+        <w:rPr>
+          <w:rFonts w:hint="default"/>
+        </w:rPr>
+        <w:t>ros2 run encos_driver ec_client -t set_id -s &lt;slave_id&gt; -o &lt;motor_id_old&gt; -n &lt;motor_id_new&gt;</w:t>
+      </w:r>
+    </w:p>
+    <w:p>
+      <w:pPr>
+        <w:rPr>
+          <w:rFonts w:hint="default" w:eastAsiaTheme="minorEastAsia"/>
+          <w:lang w:val="en-US" w:eastAsia="zh-CN"/>
+        </w:rPr>
+      </w:pPr>
+      <w:r>
+        <w:rPr>
+          <w:rFonts w:hint="eastAsia"/>
+          <w:lang w:val="en-US" w:eastAsia="zh-CN"/>
+        </w:rPr>
+        <w:t>查询关节位置</w:t>
+      </w:r>
+    </w:p>
+    <w:p>
+      <w:pPr>
+        <w:rPr>
+          <w:rFonts w:hint="default" w:eastAsiaTheme="minorEastAsia"/>
+          <w:lang w:val="en-US" w:eastAsia="zh-CN"/>
+        </w:rPr>
+      </w:pPr>
+      <w:r>
+        <w:rPr>
+          <w:rFonts w:hint="default"/>
+        </w:rPr>
+        <w:t>ros2 run encos_driver ec_client -t get_param</w:t>
+      </w:r>
+      <w:r>
+        <w:rPr>
+          <w:rFonts w:hint="eastAsia"/>
+          <w:lang w:val="en-US" w:eastAsia="zh-CN"/>
+        </w:rPr>
+        <w:t xml:space="preserve"> -c 1 -s </w:t>
+      </w:r>
+      <w:r>
+        <w:rPr>
+          <w:rFonts w:hint="default"/>
+        </w:rPr>
+        <w:t>&lt;slave_id&gt; -p &lt;passage&gt; -m &lt;motor_id&gt;</w:t>
+      </w:r>
+    </w:p>
+    <w:p>
+      <w:pPr>
         <w:rPr>
           <w:rFonts w:hint="eastAsia"/>
           <w:lang w:eastAsia="zh-CN"/>
         </w:rPr>
-        <w:t>接线说明</w:t>
-      </w:r>
-    </w:p>
-    <w:p>
-      <w:pPr>
-        <w:numPr>
-          <w:ilvl w:val="0"/>
-          <w:numId w:val="2"/>
-        </w:numPr>
-        <w:rPr>
-          <w:rFonts w:hint="eastAsia"/>
-          <w:lang w:val="en-US" w:eastAsia="zh-CN"/>
-        </w:rPr>
-      </w:pPr>
-      <w:r>
-        <w:rPr>
-          <w:rFonts w:hint="eastAsia"/>
-          <w:lang w:val="en-US" w:eastAsia="zh-CN"/>
-        </w:rPr>
-        <w:t>电机是48v供电；</w:t>
-      </w:r>
-    </w:p>
-    <w:p>
-      <w:pPr>
-        <w:numPr>
-          <w:ilvl w:val="0"/>
-          <w:numId w:val="2"/>
-        </w:numPr>
-        <w:rPr>
-          <w:rFonts w:hint="default"/>
-          <w:lang w:val="en-US" w:eastAsia="zh-CN"/>
-        </w:rPr>
-      </w:pPr>
-      <w:r>
-        <w:rPr>
-          <w:rFonts w:hint="eastAsia"/>
-          <w:lang w:val="en-US" w:eastAsia="zh-CN"/>
-        </w:rPr>
-        <w:t>encos的ethercat板卡接线说明，</w:t>
-      </w:r>
-    </w:p>
-    <w:p>
-      <w:pPr>
-        <w:numPr>
-          <w:numId w:val="0"/>
-        </w:numPr>
-        <w:rPr>
-          <w:rFonts w:hint="default"/>
-          <w:lang w:val="en-US" w:eastAsia="zh-CN"/>
-        </w:rPr>
-      </w:pPr>
-      <w:r>
-        <w:rPr>
-          <w:rFonts w:hint="default"/>
+      </w:pPr>
+      <w:bookmarkStart w:id="0" w:name="_GoBack"/>
+      <w:bookmarkEnd w:id="0"/>
+      <w:r>
+        <w:rPr>
+          <w:rFonts w:hint="eastAsia"/>
+          <w:lang w:eastAsia="zh-CN"/>
+        </w:rPr>
+        <w:t>设置关节零位</w:t>
+      </w:r>
+    </w:p>
+    <w:p>
+      <w:pPr>
+        <w:rPr>
+          <w:rFonts w:hint="default"/>
+        </w:rPr>
+      </w:pPr>
+      <w:r>
+        <w:rPr>
+          <w:rFonts w:hint="default"/>
+        </w:rPr>
+        <w:t>ros2 run encos_driver ec_client -t set_zero</w:t>
+      </w:r>
+      <w:r>
+        <w:rPr>
+          <w:rFonts w:hint="eastAsia"/>
+          <w:lang w:val="en-US" w:eastAsia="zh-CN"/>
+        </w:rPr>
+        <w:t xml:space="preserve"> -s </w:t>
+      </w:r>
+      <w:r>
+        <w:rPr>
+          <w:rFonts w:hint="default"/>
+        </w:rPr>
+        <w:t>&lt;slave_id&gt; -p &lt;passage&gt; -m &lt;motor_id&gt;</w:t>
+      </w:r>
+    </w:p>
+    <w:p>
+      <w:pPr>
+        <w:rPr>
+          <w:rFonts w:hint="eastAsia"/>
+          <w:lang w:eastAsia="zh-CN"/>
+        </w:rPr>
+      </w:pPr>
+      <w:r>
+        <w:rPr>
+          <w:rFonts w:hint="eastAsia"/>
+          <w:lang w:val="en-US" w:eastAsia="zh-CN"/>
+        </w:rPr>
+        <w:t xml:space="preserve">其中-s </w:t>
+      </w:r>
+      <w:r>
+        <w:rPr>
+          <w:rFonts w:hint="default"/>
+        </w:rPr>
+        <w:t>&lt;slave_id&gt; -p &lt;passage&gt; -m &lt;motor_id&gt;</w:t>
+      </w:r>
+      <w:r>
+        <w:rPr>
+          <w:rFonts w:hint="eastAsia"/>
+          <w:lang w:eastAsia="zh-CN"/>
+        </w:rPr>
+        <w:t>等具体参数，分别参考如下：</w:t>
+      </w:r>
+    </w:p>
+    <w:p>
+      <w:pPr>
+        <w:rPr>
+          <w:rFonts w:hint="eastAsia"/>
+          <w:lang w:val="en-US" w:eastAsia="zh-CN"/>
+        </w:rPr>
+      </w:pPr>
+      <w:r>
+        <w:rPr>
+          <w:rFonts w:hint="eastAsia"/>
           <w:lang w:val="en-US" w:eastAsia="zh-CN"/>
         </w:rPr>
         <w:drawing>
           <wp:inline distT="0" distB="0" distL="114300" distR="114300">
-            <wp:extent cx="1964690" cy="2621915"/>
-            <wp:effectExtent l="0" t="0" r="6985" b="16510"/>
-            <wp:docPr id="1" name="Picture 1" descr="微信图片_20260113092606_2_13"/>
+            <wp:extent cx="5271770" cy="2138680"/>
+            <wp:effectExtent l="0" t="0" r="5080" b="13970"/>
+            <wp:docPr id="2" name="Picture 2" descr="关节信息"/>
             <wp:cNvGraphicFramePr>
               <a:graphicFrameLocks xmlns:a="http://schemas.openxmlformats.org/drawingml/2006/main" noChangeAspect="1"/>
             </wp:cNvGraphicFramePr>
@@ -331,7 +336,7 @@
               <a:graphicData uri="http://schemas.openxmlformats.org/drawingml/2006/picture">
                 <pic:pic xmlns:pic="http://schemas.openxmlformats.org/drawingml/2006/picture">
                   <pic:nvPicPr>
-                    <pic:cNvPr id="1" name="Picture 1" descr="微信图片_20260113092606_2_13"/>
+                    <pic:cNvPr id="2" name="Picture 2" descr="关节信息"/>
                     <pic:cNvPicPr>
                       <a:picLocks noChangeAspect="1"/>
                     </pic:cNvPicPr>
@@ -343,9 +348,9 @@
                     </a:stretch>
                   </pic:blipFill>
                   <pic:spPr>
-                    <a:xfrm rot="5400000">
+                    <a:xfrm>
                       <a:off x="0" y="0"/>
-                      <a:ext cx="1964690" cy="2621915"/>
+                      <a:ext cx="5271770" cy="2138680"/>
                     </a:xfrm>
                     <a:prstGeom prst="rect">
                       <a:avLst/>
@@ -357,8 +362,142 @@
           </wp:inline>
         </w:drawing>
       </w:r>
-      <w:bookmarkStart w:id="0" w:name="_GoBack"/>
-      <w:bookmarkEnd w:id="0"/>
+    </w:p>
+    <w:p>
+      <w:pPr>
+        <w:rPr>
+          <w:rFonts w:hint="eastAsia"/>
+          <w:lang w:eastAsia="zh-CN"/>
+        </w:rPr>
+      </w:pPr>
+    </w:p>
+    <w:p>
+      <w:pPr>
+        <w:rPr>
+          <w:rFonts w:hint="eastAsia"/>
+          <w:lang w:eastAsia="zh-CN"/>
+        </w:rPr>
+      </w:pPr>
+      <w:r>
+        <w:rPr>
+          <w:rFonts w:hint="eastAsia"/>
+          <w:lang w:eastAsia="zh-CN"/>
+        </w:rPr>
+        <w:br w:type="page"/>
+      </w:r>
+    </w:p>
+    <w:p>
+      <w:pPr>
+        <w:numPr>
+          <w:ilvl w:val="0"/>
+          <w:numId w:val="1"/>
+        </w:numPr>
+        <w:rPr>
+          <w:rFonts w:hint="eastAsia"/>
+          <w:lang w:eastAsia="zh-CN"/>
+        </w:rPr>
+      </w:pPr>
+      <w:r>
+        <w:rPr>
+          <w:rFonts w:hint="eastAsia"/>
+          <w:lang w:eastAsia="zh-CN"/>
+        </w:rPr>
+        <w:t>接线说明</w:t>
+      </w:r>
+    </w:p>
+    <w:p>
+      <w:pPr>
+        <w:numPr>
+          <w:ilvl w:val="0"/>
+          <w:numId w:val="2"/>
+        </w:numPr>
+        <w:rPr>
+          <w:rFonts w:hint="eastAsia"/>
+          <w:lang w:val="en-US" w:eastAsia="zh-CN"/>
+        </w:rPr>
+      </w:pPr>
+      <w:r>
+        <w:rPr>
+          <w:rFonts w:hint="eastAsia"/>
+          <w:lang w:val="en-US" w:eastAsia="zh-CN"/>
+        </w:rPr>
+        <w:t>电机是48v供电；</w:t>
+      </w:r>
+    </w:p>
+    <w:p>
+      <w:pPr>
+        <w:numPr>
+          <w:ilvl w:val="0"/>
+          <w:numId w:val="2"/>
+        </w:numPr>
+        <w:rPr>
+          <w:rFonts w:hint="default"/>
+          <w:lang w:val="en-US" w:eastAsia="zh-CN"/>
+        </w:rPr>
+      </w:pPr>
+      <w:r>
+        <w:rPr>
+          <w:rFonts w:hint="eastAsia"/>
+          <w:lang w:val="en-US" w:eastAsia="zh-CN"/>
+        </w:rPr>
+        <w:t>encos的ethercat板卡接线说明</w:t>
+      </w:r>
+    </w:p>
+    <w:p>
+      <w:pPr>
+        <w:numPr>
+          <w:ilvl w:val="0"/>
+          <w:numId w:val="0"/>
+        </w:numPr>
+        <w:rPr>
+          <w:rFonts w:hint="default"/>
+          <w:lang w:val="en-US" w:eastAsia="zh-CN"/>
+        </w:rPr>
+      </w:pPr>
+      <w:r>
+        <w:rPr>
+          <w:rFonts w:hint="default"/>
+          <w:lang w:val="en-US" w:eastAsia="zh-CN"/>
+        </w:rPr>
+        <w:drawing>
+          <wp:inline distT="0" distB="0" distL="114300" distR="114300">
+            <wp:extent cx="2488565" cy="1488440"/>
+            <wp:effectExtent l="0" t="0" r="6985" b="16510"/>
+            <wp:docPr id="1" name="Picture 1" descr="/home/zoomlion/图片/links.jpglinks"/>
+            <wp:cNvGraphicFramePr>
+              <a:graphicFrameLocks xmlns:a="http://schemas.openxmlformats.org/drawingml/2006/main" noChangeAspect="1"/>
+            </wp:cNvGraphicFramePr>
+            <a:graphic xmlns:a="http://schemas.openxmlformats.org/drawingml/2006/main">
+              <a:graphicData uri="http://schemas.openxmlformats.org/drawingml/2006/picture">
+                <pic:pic xmlns:pic="http://schemas.openxmlformats.org/drawingml/2006/picture">
+                  <pic:nvPicPr>
+                    <pic:cNvPr id="1" name="Picture 1" descr="/home/zoomlion/图片/links.jpglinks"/>
+                    <pic:cNvPicPr>
+                      <a:picLocks noChangeAspect="1"/>
+                    </pic:cNvPicPr>
+                  </pic:nvPicPr>
+                  <pic:blipFill>
+                    <a:blip r:embed="rId5"/>
+                    <a:srcRect/>
+                    <a:stretch>
+                      <a:fillRect/>
+                    </a:stretch>
+                  </pic:blipFill>
+                  <pic:spPr>
+                    <a:xfrm>
+                      <a:off x="0" y="0"/>
+                      <a:ext cx="2488565" cy="1488440"/>
+                    </a:xfrm>
+                    <a:prstGeom prst="rect">
+                      <a:avLst/>
+                    </a:prstGeom>
+                  </pic:spPr>
+                </pic:pic>
+              </a:graphicData>
+            </a:graphic>
+          </wp:inline>
+        </w:drawing>
+      </w:r>
     </w:p>
     <w:sectPr>
       <w:pgSz w:w="11906" w:h="16838"/>
@@ -484,7 +623,7 @@
     <w:lsdException w:qFormat="1" w:unhideWhenUsed="0" w:uiPriority="0" w:semiHidden="0" w:name="Title"/>
     <w:lsdException w:unhideWhenUsed="0" w:uiPriority="0" w:semiHidden="0" w:name="Closing"/>
     <w:lsdException w:unhideWhenUsed="0" w:uiPriority="0" w:semiHidden="0" w:name="Signature"/>
-    <w:lsdException w:unhideWhenUsed="0" w:uiPriority="0" w:name="Default Paragraph Font"/>
+    <w:lsdException w:qFormat="1" w:unhideWhenUsed="0" w:uiPriority="0" w:name="Default Paragraph Font"/>
     <w:lsdException w:unhideWhenUsed="0" w:uiPriority="0" w:semiHidden="0" w:name="Body Text"/>
     <w:lsdException w:unhideWhenUsed="0" w:uiPriority="0" w:semiHidden="0" w:name="Body Text Indent"/>
     <w:lsdException w:unhideWhenUsed="0" w:uiPriority="0" w:semiHidden="0" w:name="List Continue"/>
@@ -522,7 +661,7 @@
     <w:lsdException w:unhideWhenUsed="0" w:uiPriority="0" w:semiHidden="0" w:name="HTML Sample"/>
     <w:lsdException w:unhideWhenUsed="0" w:uiPriority="0" w:semiHidden="0" w:name="HTML Typewriter"/>
     <w:lsdException w:unhideWhenUsed="0" w:uiPriority="0" w:semiHidden="0" w:name="HTML Variable"/>
-    <w:lsdException w:unhideWhenUsed="0" w:uiPriority="0" w:name="Normal Table"/>
+    <w:lsdException w:qFormat="1" w:unhideWhenUsed="0" w:uiPriority="0" w:name="Normal Table"/>
     <w:lsdException w:unhideWhenUsed="0" w:uiPriority="0" w:semiHidden="0" w:name="annotation subject"/>
     <w:lsdException w:unhideWhenUsed="0" w:uiPriority="0" w:semiHidden="0" w:name="Table Simple 1"/>
     <w:lsdException w:unhideWhenUsed="0" w:uiPriority="0" w:semiHidden="0" w:name="Table Simple 2"/>
@@ -687,11 +826,13 @@
   <w:style w:type="character" w:default="1" w:styleId="2">
     <w:name w:val="Default Paragraph Font"/>
     <w:semiHidden/>
+    <w:qFormat/>
     <w:uiPriority w:val="0"/>
   </w:style>
   <w:style w:type="table" w:default="1" w:styleId="3">
     <w:name w:val="Normal Table"/>
     <w:semiHidden/>
+    <w:qFormat/>
     <w:uiPriority w:val="0"/>
     <w:tblPr>
       <w:tblCellMar>

--- a/使用说明.docx
+++ b/使用说明.docx
@@ -248,8 +248,6 @@
           <w:lang w:eastAsia="zh-CN"/>
         </w:rPr>
       </w:pPr>
-      <w:bookmarkStart w:id="0" w:name="_GoBack"/>
-      <w:bookmarkEnd w:id="0"/>
       <w:r>
         <w:rPr>
           <w:rFonts w:hint="eastAsia"/>
@@ -326,9 +324,9 @@
         </w:rPr>
         <w:drawing>
           <wp:inline distT="0" distB="0" distL="114300" distR="114300">
-            <wp:extent cx="5271770" cy="2138680"/>
-            <wp:effectExtent l="0" t="0" r="5080" b="13970"/>
-            <wp:docPr id="2" name="Picture 2" descr="关节信息"/>
+            <wp:extent cx="4997450" cy="2138680"/>
+            <wp:effectExtent l="0" t="0" r="12700" b="13970"/>
+            <wp:docPr id="2" name="Picture 2" descr="/home/zoomlion/下载/2145095886.jpg2145095886"/>
             <wp:cNvGraphicFramePr>
               <a:graphicFrameLocks xmlns:a="http://schemas.openxmlformats.org/drawingml/2006/main" noChangeAspect="1"/>
             </wp:cNvGraphicFramePr>
@@ -336,13 +334,14 @@
               <a:graphicData uri="http://schemas.openxmlformats.org/drawingml/2006/picture">
                 <pic:pic xmlns:pic="http://schemas.openxmlformats.org/drawingml/2006/picture">
                   <pic:nvPicPr>
-                    <pic:cNvPr id="2" name="Picture 2" descr="关节信息"/>
+                    <pic:cNvPr id="2" name="Picture 2" descr="/home/zoomlion/下载/2145095886.jpg2145095886"/>
                     <pic:cNvPicPr>
                       <a:picLocks noChangeAspect="1"/>
                     </pic:cNvPicPr>
                   </pic:nvPicPr>
                   <pic:blipFill>
                     <a:blip r:embed="rId4"/>
+                    <a:srcRect/>
                     <a:stretch>
                       <a:fillRect/>
                     </a:stretch>
@@ -350,7 +349,7 @@
                   <pic:spPr>
                     <a:xfrm>
                       <a:off x="0" y="0"/>
-                      <a:ext cx="5271770" cy="2138680"/>
+                      <a:ext cx="4997450" cy="2138680"/>
                     </a:xfrm>
                     <a:prstGeom prst="rect">
                       <a:avLst/>
@@ -375,16 +374,94 @@
       <w:pPr>
         <w:rPr>
           <w:rFonts w:hint="eastAsia"/>
-          <w:lang w:eastAsia="zh-CN"/>
-        </w:rPr>
-      </w:pPr>
-      <w:r>
-        <w:rPr>
-          <w:rFonts w:hint="eastAsia"/>
-          <w:lang w:eastAsia="zh-CN"/>
+          <w:lang w:val="en-US" w:eastAsia="zh-CN"/>
+        </w:rPr>
+      </w:pPr>
+    </w:p>
+    <w:p>
+      <w:pPr>
+        <w:rPr>
+          <w:rFonts w:hint="eastAsia"/>
+          <w:lang w:val="en-US" w:eastAsia="zh-CN"/>
+        </w:rPr>
+      </w:pPr>
+      <w:r>
+        <w:rPr>
+          <w:rFonts w:hint="eastAsia"/>
+          <w:lang w:val="en-US" w:eastAsia="zh-CN"/>
         </w:rPr>
         <w:br w:type="page"/>
       </w:r>
+    </w:p>
+    <w:p>
+      <w:pPr>
+        <w:rPr>
+          <w:rFonts w:hint="eastAsia"/>
+          <w:lang w:val="en-US" w:eastAsia="zh-CN"/>
+        </w:rPr>
+      </w:pPr>
+      <w:r>
+        <w:rPr>
+          <w:rFonts w:hint="eastAsia"/>
+          <w:lang w:val="en-US" w:eastAsia="zh-CN"/>
+        </w:rPr>
+        <w:t>备注：</w:t>
+      </w:r>
+    </w:p>
+    <w:p>
+      <w:pPr>
+        <w:rPr>
+          <w:rFonts w:hint="eastAsia"/>
+          <w:lang w:val="en-US" w:eastAsia="zh-CN"/>
+        </w:rPr>
+      </w:pPr>
+      <w:r>
+        <w:rPr>
+          <w:rFonts w:hint="eastAsia"/>
+          <w:lang w:val="en-US" w:eastAsia="zh-CN"/>
+        </w:rPr>
+        <w:t>左手和右手1号关节往后摆到限位进行标零；</w:t>
+      </w:r>
+    </w:p>
+    <w:p>
+      <w:pPr>
+        <w:rPr>
+          <w:rFonts w:hint="eastAsia"/>
+          <w:lang w:val="en-US" w:eastAsia="zh-CN"/>
+        </w:rPr>
+      </w:pPr>
+      <w:r>
+        <w:rPr>
+          <w:rFonts w:hint="eastAsia"/>
+          <w:lang w:val="en-US" w:eastAsia="zh-CN"/>
+        </w:rPr>
+        <w:t>左腿和右腿1号关节往前摆到限位进行标零；</w:t>
+      </w:r>
+    </w:p>
+    <w:p>
+      <w:pPr>
+        <w:rPr>
+          <w:rFonts w:hint="default"/>
+          <w:lang w:val="en-US" w:eastAsia="zh-CN"/>
+        </w:rPr>
+      </w:pPr>
+      <w:r>
+        <w:rPr>
+          <w:rFonts w:hint="eastAsia"/>
+          <w:lang w:val="en-US" w:eastAsia="zh-CN"/>
+        </w:rPr>
+        <w:t>腰部3号关节往左摆到限位进行标零；</w:t>
+      </w:r>
+      <w:bookmarkStart w:id="0" w:name="_GoBack"/>
+      <w:bookmarkEnd w:id="0"/>
+    </w:p>
+    <w:p>
+      <w:pPr>
+        <w:rPr>
+          <w:rFonts w:hint="default"/>
+          <w:lang w:val="en-US" w:eastAsia="zh-CN"/>
+        </w:rPr>
+      </w:pPr>
     </w:p>
     <w:p>
       <w:pPr>
